--- a/MyWebExercise_02App/wwwroot/template/test_wordTemplate.docx
+++ b/MyWebExercise_02App/wwwroot/template/test_wordTemplate.docx
@@ -15,12 +15,408 @@
         </w:rPr>
       </w:pPr>
       <w:r>
-        <w:rPr>
-          <w:rFonts w:eastAsia="微軟正黑體" w:ascii="微軟正黑體" w:hAnsi="微軟正黑體"/>
-          <w:color w:val="000000"/>
-          <w:sz w:val="20"/>
-        </w:rPr>
-        <w:t>{{NameSpace}}</w:t>
+        <w:rPr/>
+        <w:t>{{Usings}}</w:t>
+      </w:r>
+    </w:p>
+    <w:p>
+      <w:pPr>
+        <w:pStyle w:val="Normal"/>
+        <w:bidi w:val="0"/>
+        <w:ind w:start="280" w:end="280"/>
+        <w:jc w:val="start"/>
+        <w:rPr>
+          <w:rFonts w:ascii="微軟正黑體" w:hAnsi="微軟正黑體" w:eastAsia="微軟正黑體"/>
+          <w:color w:val="000000"/>
+          <w:sz w:val="20"/>
+        </w:rPr>
+      </w:pPr>
+      <w:r>
+        <w:rPr>
+          <w:rFonts w:eastAsia="微軟正黑體" w:ascii="微軟正黑體" w:hAnsi="微軟正黑體"/>
+          <w:color w:val="000000"/>
+          <w:sz w:val="20"/>
+        </w:rPr>
+        <w:t>namespace {{NameSpace}}</w:t>
+      </w:r>
+    </w:p>
+    <w:p>
+      <w:pPr>
+        <w:pStyle w:val="Normal"/>
+        <w:bidi w:val="0"/>
+        <w:ind w:start="280" w:end="280"/>
+        <w:jc w:val="start"/>
+        <w:rPr>
+          <w:rFonts w:ascii="微軟正黑體" w:hAnsi="微軟正黑體" w:eastAsia="微軟正黑體"/>
+          <w:color w:val="000000"/>
+          <w:sz w:val="20"/>
+        </w:rPr>
+      </w:pPr>
+      <w:r>
+        <w:rPr/>
+        <w:t>{</w:t>
+      </w:r>
+    </w:p>
+    <w:p>
+      <w:pPr>
+        <w:pStyle w:val="Normal"/>
+        <w:bidi w:val="0"/>
+        <w:ind w:start="280" w:end="280"/>
+        <w:jc w:val="start"/>
+        <w:rPr>
+          <w:rFonts w:ascii="微軟正黑體" w:hAnsi="微軟正黑體" w:eastAsia="微軟正黑體"/>
+          <w:color w:val="000000"/>
+          <w:sz w:val="20"/>
+        </w:rPr>
+      </w:pPr>
+      <w:r>
+        <w:rPr>
+          <w:rFonts w:eastAsia="微軟正黑體" w:ascii="微軟正黑體" w:hAnsi="微軟正黑體"/>
+          <w:color w:val="000000"/>
+          <w:sz w:val="20"/>
+        </w:rPr>
+      </w:r>
+    </w:p>
+    <w:p>
+      <w:pPr>
+        <w:pStyle w:val="Normal"/>
+        <w:bidi w:val="0"/>
+        <w:ind w:start="280" w:end="280"/>
+        <w:jc w:val="start"/>
+        <w:rPr>
+          <w:rFonts w:ascii="微軟正黑體" w:hAnsi="微軟正黑體" w:eastAsia="微軟正黑體"/>
+          <w:color w:val="000000"/>
+          <w:sz w:val="20"/>
+        </w:rPr>
+      </w:pPr>
+      <w:r>
+        <w:rPr>
+          <w:rFonts w:eastAsia="微軟正黑體" w:ascii="微軟正黑體" w:hAnsi="微軟正黑體"/>
+          <w:color w:val="000000"/>
+          <w:sz w:val="20"/>
+        </w:rPr>
+      </w:r>
+    </w:p>
+    <w:p>
+      <w:pPr>
+        <w:pStyle w:val="Normal"/>
+        <w:bidi w:val="0"/>
+        <w:ind w:start="280" w:end="280"/>
+        <w:jc w:val="start"/>
+        <w:rPr>
+          <w:rFonts w:ascii="微軟正黑體" w:hAnsi="微軟正黑體" w:eastAsia="微軟正黑體"/>
+          <w:color w:val="000000"/>
+          <w:sz w:val="20"/>
+        </w:rPr>
+      </w:pPr>
+      <w:r>
+        <w:rPr>
+          <w:rFonts w:eastAsia="微軟正黑體" w:ascii="微軟正黑體" w:hAnsi="微軟正黑體"/>
+          <w:color w:val="000000"/>
+          <w:sz w:val="20"/>
+        </w:rPr>
+        <w:t>}</w:t>
+      </w:r>
+    </w:p>
+    <w:p>
+      <w:pPr>
+        <w:pStyle w:val="Normal"/>
+        <w:bidi w:val="0"/>
+        <w:ind w:start="280" w:end="280"/>
+        <w:jc w:val="start"/>
+        <w:rPr>
+          <w:rFonts w:ascii="微軟正黑體" w:hAnsi="微軟正黑體" w:eastAsia="微軟正黑體"/>
+          <w:color w:val="000000"/>
+          <w:sz w:val="20"/>
+        </w:rPr>
+      </w:pPr>
+      <w:r>
+        <w:rPr>
+          <w:rFonts w:eastAsia="微軟正黑體" w:ascii="微軟正黑體" w:hAnsi="微軟正黑體"/>
+          <w:color w:val="000000"/>
+          <w:sz w:val="20"/>
+        </w:rPr>
+      </w:r>
+    </w:p>
+    <w:p>
+      <w:pPr>
+        <w:pStyle w:val="Normal"/>
+        <w:bidi w:val="0"/>
+        <w:ind w:start="280" w:end="280"/>
+        <w:jc w:val="start"/>
+        <w:rPr>
+          <w:rFonts w:ascii="微軟正黑體" w:hAnsi="微軟正黑體" w:eastAsia="微軟正黑體"/>
+          <w:color w:val="000000"/>
+          <w:sz w:val="20"/>
+        </w:rPr>
+      </w:pPr>
+      <w:r>
+        <w:rPr>
+          <w:rFonts w:eastAsia="微軟正黑體" w:ascii="微軟正黑體" w:hAnsi="微軟正黑體"/>
+          <w:color w:val="000000"/>
+          <w:sz w:val="20"/>
+        </w:rPr>
+      </w:r>
+    </w:p>
+    <w:tbl>
+      <w:tblPr>
+        <w:tblW w:w="5000" w:type="pct"/>
+        <w:jc w:val="start"/>
+        <w:tblInd w:w="0" w:type="dxa"/>
+        <w:tblLayout w:type="fixed"/>
+        <w:tblCellMar>
+          <w:top w:w="0" w:type="dxa"/>
+          <w:start w:w="0" w:type="dxa"/>
+          <w:bottom w:w="0" w:type="dxa"/>
+          <w:end w:w="0" w:type="dxa"/>
+        </w:tblCellMar>
+      </w:tblPr>
+      <w:tblGrid>
+        <w:gridCol w:w="4818"/>
+        <w:gridCol w:w="4819"/>
+      </w:tblGrid>
+      <w:tr>
+        <w:trPr/>
+        <w:tc>
+          <w:tcPr>
+            <w:tcW w:w="4818" w:type="dxa"/>
+            <w:tcBorders/>
+          </w:tcPr>
+          <w:p>
+            <w:pPr>
+              <w:pStyle w:val="Normal"/>
+              <w:bidi w:val="0"/>
+              <w:ind w:start="280" w:end="280"/>
+              <w:jc w:val="start"/>
+              <w:rPr>
+                <w:rFonts w:ascii="微軟正黑體" w:hAnsi="微軟正黑體" w:eastAsia="微軟正黑體"/>
+                <w:color w:val="000000"/>
+                <w:sz w:val="20"/>
+              </w:rPr>
+            </w:pPr>
+            <w:r>
+              <w:rPr/>
+            </w:r>
+          </w:p>
+          <w:p>
+            <w:pPr>
+              <w:pStyle w:val="Normal"/>
+              <w:bidi w:val="0"/>
+              <w:ind w:start="280" w:end="280"/>
+              <w:jc w:val="start"/>
+              <w:rPr>
+                <w:rFonts w:ascii="微軟正黑體" w:hAnsi="微軟正黑體" w:eastAsia="微軟正黑體"/>
+                <w:color w:val="000000"/>
+                <w:sz w:val="20"/>
+              </w:rPr>
+            </w:pPr>
+            <w:r>
+              <w:rPr>
+                <w:rFonts w:eastAsia="微軟正黑體" w:ascii="微軟正黑體" w:hAnsi="微軟正黑體"/>
+                <w:color w:val="000000"/>
+                <w:sz w:val="20"/>
+              </w:rPr>
+            </w:r>
+          </w:p>
+          <w:p>
+            <w:pPr>
+              <w:pStyle w:val="Normal"/>
+              <w:bidi w:val="0"/>
+              <w:ind w:start="280" w:end="280"/>
+              <w:jc w:val="start"/>
+              <w:rPr>
+                <w:rFonts w:ascii="微軟正黑體" w:hAnsi="微軟正黑體" w:eastAsia="微軟正黑體"/>
+                <w:color w:val="000000"/>
+                <w:sz w:val="20"/>
+              </w:rPr>
+            </w:pPr>
+            <w:r>
+              <w:rPr>
+                <w:rFonts w:ascii="微軟正黑體" w:hAnsi="微軟正黑體" w:eastAsia="微軟正黑體"/>
+                <w:color w:val="000000"/>
+                <w:sz w:val="20"/>
+              </w:rPr>
+              <w:t xml:space="preserve">    </w:t>
+            </w:r>
+            <w:r>
+              <w:rPr>
+                <w:rFonts w:eastAsia="微軟正黑體" w:ascii="微軟正黑體" w:hAnsi="微軟正黑體"/>
+                <w:color w:val="000000"/>
+                <w:sz w:val="20"/>
+              </w:rPr>
+              <w:t xml:space="preserve">public class {{Tables.TableName}} </w:t>
+            </w:r>
+          </w:p>
+          <w:p>
+            <w:pPr>
+              <w:pStyle w:val="Normal"/>
+              <w:bidi w:val="0"/>
+              <w:ind w:start="280" w:end="280"/>
+              <w:jc w:val="start"/>
+              <w:rPr>
+                <w:rFonts w:ascii="微軟正黑體" w:hAnsi="微軟正黑體" w:eastAsia="微軟正黑體"/>
+                <w:color w:val="000000"/>
+                <w:sz w:val="20"/>
+              </w:rPr>
+            </w:pPr>
+            <w:r>
+              <w:rPr>
+                <w:rFonts w:ascii="微軟正黑體" w:hAnsi="微軟正黑體" w:eastAsia="微軟正黑體"/>
+                <w:color w:val="000000"/>
+                <w:sz w:val="20"/>
+              </w:rPr>
+              <w:t xml:space="preserve">    </w:t>
+            </w:r>
+            <w:r>
+              <w:rPr>
+                <w:rFonts w:eastAsia="微軟正黑體" w:ascii="微軟正黑體" w:hAnsi="微軟正黑體"/>
+                <w:color w:val="000000"/>
+                <w:sz w:val="20"/>
+              </w:rPr>
+              <w:t>{</w:t>
+            </w:r>
+          </w:p>
+          <w:p>
+            <w:pPr>
+              <w:pStyle w:val="Normal"/>
+              <w:bidi w:val="0"/>
+              <w:ind w:start="280" w:end="280"/>
+              <w:jc w:val="start"/>
+              <w:rPr>
+                <w:rFonts w:ascii="微軟正黑體" w:hAnsi="微軟正黑體" w:eastAsia="微軟正黑體"/>
+                <w:color w:val="000000"/>
+                <w:sz w:val="20"/>
+              </w:rPr>
+            </w:pPr>
+            <w:r>
+              <w:rPr>
+                <w:rFonts w:eastAsia="微軟正黑體" w:ascii="微軟正黑體" w:hAnsi="微軟正黑體"/>
+                <w:color w:val="000000"/>
+                <w:sz w:val="20"/>
+              </w:rPr>
+            </w:r>
+          </w:p>
+          <w:p>
+            <w:pPr>
+              <w:pStyle w:val="Normal"/>
+              <w:bidi w:val="0"/>
+              <w:ind w:start="280" w:end="280"/>
+              <w:jc w:val="start"/>
+              <w:rPr>
+                <w:rFonts w:ascii="微軟正黑體" w:hAnsi="微軟正黑體" w:eastAsia="微軟正黑體"/>
+                <w:color w:val="000000"/>
+                <w:sz w:val="20"/>
+              </w:rPr>
+            </w:pPr>
+            <w:r>
+              <w:rPr>
+                <w:rFonts w:ascii="微軟正黑體" w:hAnsi="微軟正黑體" w:eastAsia="微軟正黑體"/>
+                <w:color w:val="000000"/>
+                <w:sz w:val="20"/>
+              </w:rPr>
+              <w:t xml:space="preserve">    </w:t>
+            </w:r>
+            <w:r>
+              <w:rPr>
+                <w:rFonts w:eastAsia="微軟正黑體" w:ascii="微軟正黑體" w:hAnsi="微軟正黑體"/>
+                <w:color w:val="000000"/>
+                <w:sz w:val="20"/>
+              </w:rPr>
+              <w:t>}</w:t>
+            </w:r>
+          </w:p>
+          <w:p>
+            <w:pPr>
+              <w:pStyle w:val="Normal"/>
+              <w:bidi w:val="0"/>
+              <w:ind w:start="280" w:end="280"/>
+              <w:jc w:val="start"/>
+              <w:rPr>
+                <w:rFonts w:ascii="微軟正黑體" w:hAnsi="微軟正黑體" w:eastAsia="微軟正黑體"/>
+                <w:color w:val="000000"/>
+                <w:sz w:val="20"/>
+              </w:rPr>
+            </w:pPr>
+            <w:r>
+              <w:rPr/>
+            </w:r>
+          </w:p>
+        </w:tc>
+        <w:tc>
+          <w:tcPr>
+            <w:tcW w:w="4819" w:type="dxa"/>
+            <w:tcBorders/>
+          </w:tcPr>
+          <w:p>
+            <w:pPr>
+              <w:pStyle w:val="user4"/>
+              <w:rPr/>
+            </w:pPr>
+            <w:r>
+              <w:rPr/>
+            </w:r>
+          </w:p>
+        </w:tc>
+      </w:tr>
+    </w:tbl>
+    <w:p>
+      <w:pPr>
+        <w:pStyle w:val="Normal"/>
+        <w:bidi w:val="0"/>
+        <w:ind w:start="280" w:end="280"/>
+        <w:jc w:val="start"/>
+        <w:rPr>
+          <w:rFonts w:ascii="微軟正黑體" w:hAnsi="微軟正黑體" w:eastAsia="微軟正黑體"/>
+          <w:color w:val="000000"/>
+          <w:sz w:val="20"/>
+        </w:rPr>
+      </w:pPr>
+      <w:r>
+        <w:rPr>
+          <w:rFonts w:eastAsia="微軟正黑體" w:ascii="微軟正黑體" w:hAnsi="微軟正黑體"/>
+          <w:color w:val="000000"/>
+          <w:sz w:val="20"/>
+        </w:rPr>
+      </w:r>
+    </w:p>
+    <w:p>
+      <w:pPr>
+        <w:pStyle w:val="Normal"/>
+        <w:bidi w:val="0"/>
+        <w:ind w:start="280" w:end="280"/>
+        <w:jc w:val="start"/>
+        <w:rPr>
+          <w:rFonts w:ascii="微軟正黑體" w:hAnsi="微軟正黑體" w:eastAsia="微軟正黑體"/>
+          <w:color w:val="000000"/>
+          <w:sz w:val="20"/>
+        </w:rPr>
+      </w:pPr>
+      <w:r>
+        <w:rPr>
+          <w:rFonts w:eastAsia="微軟正黑體" w:ascii="微軟正黑體" w:hAnsi="微軟正黑體"/>
+          <w:color w:val="000000"/>
+          <w:sz w:val="20"/>
+        </w:rPr>
+      </w:r>
+    </w:p>
+    <w:p>
+      <w:pPr>
+        <w:pStyle w:val="Normal"/>
+        <w:bidi w:val="0"/>
+        <w:ind w:start="280" w:end="280"/>
+        <w:jc w:val="start"/>
+        <w:rPr>
+          <w:rFonts w:ascii="微軟正黑體" w:hAnsi="微軟正黑體" w:eastAsia="微軟正黑體"/>
+          <w:color w:val="000000"/>
+          <w:sz w:val="20"/>
+        </w:rPr>
+      </w:pPr>
+      <w:r>
+        <w:rPr>
+          <w:rFonts w:eastAsia="微軟正黑體" w:ascii="微軟正黑體" w:hAnsi="微軟正黑體"/>
+          <w:color w:val="000000"/>
+          <w:sz w:val="20"/>
+        </w:rPr>
       </w:r>
     </w:p>
     <w:p>
@@ -70,6 +466,7 @@
       <w:pgNumType w:fmt="decimal"/>
       <w:formProt w:val="false"/>
       <w:textDirection w:val="lrTb"/>
+      <w:docGrid w:type="default" w:linePitch="100" w:charSpace="0"/>
     </w:sectPr>
   </w:body>
 </w:document>
@@ -89,7 +486,6 @@
     </w:rPrDefault>
     <w:pPrDefault>
       <w:pPr>
-        <w:widowControl/>
         <w:suppressAutoHyphens w:val="true"/>
       </w:pPr>
     </w:pPrDefault>
@@ -99,7 +495,10 @@
     <w:qFormat/>
     <w:pPr>
       <w:widowControl/>
+      <w:suppressAutoHyphens w:val="true"/>
       <w:bidi w:val="0"/>
+      <w:spacing w:before="0" w:after="0"/>
+      <w:jc w:val="start"/>
     </w:pPr>
     <w:rPr>
       <w:rFonts w:ascii="Times New Roman" w:hAnsi="Times New Roman" w:eastAsia="新細明體;PMingLiU" w:cs="Lucida Sans"/>
@@ -110,6 +509,13 @@
       <w:lang w:val="en-US" w:eastAsia="zh-TW" w:bidi="hi-IN"/>
     </w:rPr>
   </w:style>
+  <w:style w:type="character" w:styleId="user">
+    <w:name w:val="源碼 (user)"/>
+    <w:qFormat/>
+    <w:rPr>
+      <w:rFonts w:ascii="Liberation Mono" w:hAnsi="Liberation Mono" w:eastAsia="細明體" w:cs="Liberation Mono"/>
+    </w:rPr>
+  </w:style>
   <w:style w:type="paragraph" w:styleId="Style14">
     <w:name w:val="標題"/>
     <w:basedOn w:val="Normal"/>
@@ -168,6 +574,32 @@
       <w:rFonts w:ascii="Times New Roman" w:hAnsi="Times New Roman" w:eastAsia="新細明體;PMingLiU" w:cs="Lucida Sans"/>
     </w:rPr>
   </w:style>
+  <w:style w:type="paragraph" w:styleId="user1">
+    <w:name w:val="標題 (user)"/>
+    <w:basedOn w:val="Normal"/>
+    <w:next w:val="BodyText"/>
+    <w:qFormat/>
+    <w:pPr>
+      <w:keepNext w:val="true"/>
+      <w:spacing w:before="240" w:after="120"/>
+    </w:pPr>
+    <w:rPr>
+      <w:rFonts w:ascii="Liberation Sans;Arial" w:hAnsi="Liberation Sans;Arial" w:eastAsia="微軟正黑體" w:cs="Lucida Sans"/>
+      <w:sz w:val="28"/>
+      <w:szCs w:val="28"/>
+    </w:rPr>
+  </w:style>
+  <w:style w:type="paragraph" w:styleId="user2">
+    <w:name w:val="索引 (user)"/>
+    <w:basedOn w:val="Normal"/>
+    <w:qFormat/>
+    <w:pPr>
+      <w:suppressLineNumbers/>
+    </w:pPr>
+    <w:rPr>
+      <w:rFonts w:ascii="Times New Roman" w:hAnsi="Times New Roman" w:eastAsia="新細明體;PMingLiU" w:cs="Lucida Sans"/>
+    </w:rPr>
+  </w:style>
   <w:style w:type="paragraph" w:styleId="Style16">
     <w:name w:val="已先格式設定文字"/>
     <w:basedOn w:val="Normal"/>
@@ -180,6 +612,29 @@
       <w:sz w:val="20"/>
       <w:szCs w:val="20"/>
     </w:rPr>
+  </w:style>
+  <w:style w:type="paragraph" w:styleId="user3">
+    <w:name w:val="已先格式設定文字 (user)"/>
+    <w:basedOn w:val="Normal"/>
+    <w:qFormat/>
+    <w:pPr>
+      <w:spacing w:before="0" w:after="0"/>
+    </w:pPr>
+    <w:rPr>
+      <w:rFonts w:ascii="Liberation Mono" w:hAnsi="Liberation Mono" w:eastAsia="細明體" w:cs="Liberation Mono"/>
+      <w:sz w:val="20"/>
+      <w:szCs w:val="20"/>
+    </w:rPr>
+  </w:style>
+  <w:style w:type="paragraph" w:styleId="user4">
+    <w:name w:val="表格內容 (user)"/>
+    <w:basedOn w:val="Normal"/>
+    <w:qFormat/>
+    <w:pPr>
+      <w:widowControl w:val="false"/>
+      <w:suppressLineNumbers/>
+    </w:pPr>
+    <w:rPr/>
   </w:style>
 </w:styles>
 </file>
